--- a/customer_behavior_report.docx
+++ b/customer_behavior_report.docx
@@ -515,20 +515,40 @@
           <w:b/>
           <w:bCs/>
         </w:rPr>
-        <w:t>3. Exploratory Data analysis</w:t>
-      </w:r>
-    </w:p>
-    <w:p>
-      <w:pPr>
-        <w:rPr>
-          <w:rFonts w:cstheme="minorHAnsi"/>
-        </w:rPr>
-      </w:pPr>
-      <w:r>
-        <w:rPr>
-          <w:rFonts w:cstheme="minorHAnsi"/>
-        </w:rPr>
-        <w:t>The analysis focused on cleaning missing values, feature engineering, and preparing it for further modeling or business intelligence tasks.</w:t>
+        <w:t xml:space="preserve">3. </w:t>
+      </w:r>
+      <w:r>
+        <w:rPr>
+          <w:rFonts w:cstheme="minorHAnsi"/>
+          <w:b/>
+          <w:bCs/>
+        </w:rPr>
+        <w:t>Data transformation</w:t>
+      </w:r>
+    </w:p>
+    <w:p>
+      <w:pPr>
+        <w:rPr>
+          <w:rFonts w:cstheme="minorHAnsi"/>
+        </w:rPr>
+      </w:pPr>
+      <w:r>
+        <w:rPr>
+          <w:rFonts w:cstheme="minorHAnsi"/>
+        </w:rPr>
+        <w:t xml:space="preserve">The </w:t>
+      </w:r>
+      <w:r>
+        <w:rPr>
+          <w:rFonts w:cstheme="minorHAnsi"/>
+        </w:rPr>
+        <w:t>transformation</w:t>
+      </w:r>
+      <w:r>
+        <w:rPr>
+          <w:rFonts w:cstheme="minorHAnsi"/>
+        </w:rPr>
+        <w:t xml:space="preserve"> focused on cleaning missing values, feature engineering, and preparing it for further modeling or business intelligence tasks.</w:t>
       </w:r>
     </w:p>
     <w:p>

--- a/customer_behavior_report.docx
+++ b/customer_behavior_report.docx
@@ -2573,13 +2573,12 @@
       <w:r>
         <w:rPr>
           <w:rFonts w:cstheme="minorHAnsi"/>
-          <w:noProof/>
         </w:rPr>
         <w:drawing>
-          <wp:inline distT="0" distB="0" distL="0" distR="0" wp14:anchorId="3FA3A094" wp14:editId="7C8B9DCC">
-            <wp:extent cx="5135880" cy="2477770"/>
-            <wp:effectExtent l="0" t="0" r="7620" b="0"/>
-            <wp:docPr id="2062162900" name="Picture 1"/>
+          <wp:inline distT="0" distB="0" distL="0" distR="0" wp14:anchorId="7D6F5476" wp14:editId="7AE3A267">
+            <wp:extent cx="4753708" cy="2511816"/>
+            <wp:effectExtent l="0" t="0" r="0" b="3175"/>
+            <wp:docPr id="737676753" name="Picture 1"/>
             <wp:cNvGraphicFramePr>
               <a:graphicFrameLocks xmlns:a="http://schemas.openxmlformats.org/drawingml/2006/main" noChangeAspect="1"/>
             </wp:cNvGraphicFramePr>
@@ -2587,7 +2586,7 @@
               <a:graphicData uri="http://schemas.openxmlformats.org/drawingml/2006/picture">
                 <pic:pic xmlns:pic="http://schemas.openxmlformats.org/drawingml/2006/picture">
                   <pic:nvPicPr>
-                    <pic:cNvPr id="2062162900" name=""/>
+                    <pic:cNvPr id="737676753" name=""/>
                     <pic:cNvPicPr/>
                   </pic:nvPicPr>
                   <pic:blipFill>
@@ -2599,7 +2598,7 @@
                   <pic:spPr>
                     <a:xfrm>
                       <a:off x="0" y="0"/>
-                      <a:ext cx="5156096" cy="2487523"/>
+                      <a:ext cx="4806454" cy="2539686"/>
                     </a:xfrm>
                     <a:prstGeom prst="rect">
                       <a:avLst/>

--- a/customer_behavior_report.docx
+++ b/customer_behavior_report.docx
@@ -90,562 +90,59 @@
       <w:pPr>
         <w:rPr>
           <w:rFonts w:cstheme="minorHAnsi"/>
-        </w:rPr>
-      </w:pPr>
-    </w:p>
-    <w:p>
-      <w:pPr>
-        <w:rPr>
-          <w:rFonts w:cstheme="minorHAnsi"/>
-          <w:b/>
-          <w:bCs/>
-        </w:rPr>
-      </w:pPr>
-      <w:r>
-        <w:rPr>
-          <w:rFonts w:cstheme="minorHAnsi"/>
-          <w:b/>
-          <w:bCs/>
-        </w:rPr>
-        <w:t>2</w:t>
-      </w:r>
-      <w:r>
-        <w:rPr>
-          <w:rFonts w:cstheme="minorHAnsi"/>
-          <w:b/>
-          <w:bCs/>
-        </w:rPr>
-        <w:t>.</w:t>
-      </w:r>
-      <w:r>
-        <w:rPr>
-          <w:rFonts w:cstheme="minorHAnsi"/>
-          <w:b/>
-          <w:bCs/>
-        </w:rPr>
-        <w:t xml:space="preserve"> </w:t>
-      </w:r>
-      <w:r>
-        <w:rPr>
-          <w:rFonts w:cstheme="minorHAnsi"/>
-          <w:b/>
-          <w:bCs/>
-        </w:rPr>
-        <w:t>Dataset summary</w:t>
-      </w:r>
-    </w:p>
-    <w:p>
-      <w:pPr>
-        <w:rPr>
-          <w:rFonts w:cstheme="minorHAnsi"/>
-        </w:rPr>
-      </w:pPr>
-    </w:p>
-    <w:p>
-      <w:pPr>
-        <w:rPr>
-          <w:rFonts w:cstheme="minorHAnsi"/>
-          <w:b/>
-          <w:bCs/>
-        </w:rPr>
-      </w:pPr>
-      <w:r>
-        <w:rPr>
-          <w:rFonts w:cstheme="minorHAnsi"/>
-          <w:b/>
-          <w:bCs/>
-        </w:rPr>
-        <w:t>2.1 Dataset features</w:t>
-      </w:r>
-    </w:p>
-    <w:p>
-      <w:pPr>
-        <w:pStyle w:val="ListParagraph"/>
-        <w:numPr>
-          <w:ilvl w:val="0"/>
-          <w:numId w:val="10"/>
-        </w:numPr>
-        <w:spacing w:line="360" w:lineRule="auto"/>
-        <w:rPr>
-          <w:rFonts w:cstheme="minorHAnsi"/>
-        </w:rPr>
-      </w:pPr>
-      <w:r>
-        <w:rPr>
-          <w:rFonts w:cstheme="minorHAnsi"/>
-        </w:rPr>
-        <w:t>Customer demographics (Age, Gender, Location)</w:t>
-      </w:r>
-    </w:p>
-    <w:p>
-      <w:pPr>
-        <w:pStyle w:val="ListParagraph"/>
-        <w:numPr>
-          <w:ilvl w:val="0"/>
-          <w:numId w:val="10"/>
-        </w:numPr>
-        <w:spacing w:line="360" w:lineRule="auto"/>
-        <w:rPr>
-          <w:rFonts w:cstheme="minorHAnsi"/>
-        </w:rPr>
-      </w:pPr>
-      <w:r>
-        <w:rPr>
-          <w:rFonts w:cstheme="minorHAnsi"/>
-        </w:rPr>
-        <w:t>Product details (Item Purchased, Category, Color, Season, Size)</w:t>
-      </w:r>
-    </w:p>
-    <w:p>
-      <w:pPr>
-        <w:pStyle w:val="ListParagraph"/>
-        <w:numPr>
-          <w:ilvl w:val="0"/>
-          <w:numId w:val="10"/>
-        </w:numPr>
-        <w:spacing w:line="240" w:lineRule="auto"/>
-        <w:rPr>
-          <w:rFonts w:cstheme="minorHAnsi"/>
-        </w:rPr>
-      </w:pPr>
-      <w:r>
-        <w:rPr>
-          <w:rFonts w:cstheme="minorHAnsi"/>
-        </w:rPr>
-        <w:t>Transactional attributes (Purchase Amount, Shipping Type, Payment Method, Discount Applied,</w:t>
-      </w:r>
-      <w:r>
-        <w:rPr>
-          <w:rFonts w:cstheme="minorHAnsi"/>
-        </w:rPr>
-        <w:t xml:space="preserve"> Promo Code Used,</w:t>
-      </w:r>
-      <w:r>
-        <w:rPr>
-          <w:rFonts w:cstheme="minorHAnsi"/>
-        </w:rPr>
-        <w:t xml:space="preserve"> Previous Purchases, Subscription Status, Review Rating, Frequency of Purchases).</w:t>
-      </w:r>
+          <w:b/>
+          <w:bCs/>
+        </w:rPr>
+      </w:pPr>
+      <w:r>
+        <w:rPr>
+          <w:rFonts w:cstheme="minorHAnsi"/>
+          <w:b/>
+          <w:bCs/>
+        </w:rPr>
+        <w:t>1.1 Data Loading</w:t>
+      </w:r>
+    </w:p>
+    <w:p>
+      <w:pPr>
+        <w:rPr>
+          <w:rFonts w:cstheme="minorHAnsi"/>
+        </w:rPr>
+      </w:pPr>
+      <w:r>
+        <w:rPr>
+          <w:rFonts w:cstheme="minorHAnsi"/>
+        </w:rPr>
+        <w:t xml:space="preserve">The dataset was loaded using Python's </w:t>
+      </w:r>
+      <w:proofErr w:type="gramStart"/>
+      <w:r>
+        <w:rPr>
+          <w:rFonts w:cstheme="minorHAnsi"/>
+        </w:rPr>
+        <w:t>pandas</w:t>
+      </w:r>
+      <w:proofErr w:type="gramEnd"/>
+      <w:r>
+        <w:rPr>
+          <w:rFonts w:cstheme="minorHAnsi"/>
+        </w:rPr>
+        <w:t xml:space="preserve"> library.</w:t>
+      </w:r>
+    </w:p>
+    <w:p>
+      <w:pPr>
+        <w:rPr>
+          <w:rFonts w:cstheme="minorHAnsi"/>
+        </w:rPr>
+      </w:pPr>
       <w:r>
         <w:rPr>
           <w:rFonts w:cstheme="minorHAnsi"/>
           <w:noProof/>
         </w:rPr>
-        <w:t xml:space="preserve"> </w:t>
-      </w:r>
-    </w:p>
-    <w:p>
-      <w:pPr>
-        <w:pStyle w:val="ListParagraph"/>
-        <w:spacing w:line="240" w:lineRule="auto"/>
-        <w:rPr>
-          <w:rFonts w:cstheme="minorHAnsi"/>
-        </w:rPr>
-      </w:pPr>
-    </w:p>
-    <w:p>
-      <w:pPr>
-        <w:pStyle w:val="ListParagraph"/>
-        <w:spacing w:line="240" w:lineRule="auto"/>
-        <w:rPr>
-          <w:rFonts w:cstheme="minorHAnsi"/>
-        </w:rPr>
-      </w:pPr>
-      <w:r>
-        <w:rPr>
-          <w:rFonts w:cstheme="minorHAnsi"/>
-          <w:noProof/>
-        </w:rPr>
         <w:drawing>
-          <wp:inline distT="0" distB="0" distL="0" distR="0" wp14:anchorId="44D231D0" wp14:editId="4ECDDFF7">
-            <wp:extent cx="4759036" cy="3159190"/>
-            <wp:effectExtent l="0" t="0" r="3810" b="3175"/>
-            <wp:docPr id="93704001" name="Picture 1"/>
-            <wp:cNvGraphicFramePr>
-              <a:graphicFrameLocks xmlns:a="http://schemas.openxmlformats.org/drawingml/2006/main" noChangeAspect="1"/>
-            </wp:cNvGraphicFramePr>
-            <a:graphic xmlns:a="http://schemas.openxmlformats.org/drawingml/2006/main">
-              <a:graphicData uri="http://schemas.openxmlformats.org/drawingml/2006/picture">
-                <pic:pic xmlns:pic="http://schemas.openxmlformats.org/drawingml/2006/picture">
-                  <pic:nvPicPr>
-                    <pic:cNvPr id="93704001" name=""/>
-                    <pic:cNvPicPr/>
-                  </pic:nvPicPr>
-                  <pic:blipFill>
-                    <a:blip r:embed="rId5"/>
-                    <a:stretch>
-                      <a:fillRect/>
-                    </a:stretch>
-                  </pic:blipFill>
-                  <pic:spPr>
-                    <a:xfrm>
-                      <a:off x="0" y="0"/>
-                      <a:ext cx="4760055" cy="3159866"/>
-                    </a:xfrm>
-                    <a:prstGeom prst="rect">
-                      <a:avLst/>
-                    </a:prstGeom>
-                  </pic:spPr>
-                </pic:pic>
-              </a:graphicData>
-            </a:graphic>
-          </wp:inline>
-        </w:drawing>
-      </w:r>
-    </w:p>
-    <w:p>
-      <w:pPr>
-        <w:rPr>
-          <w:rFonts w:cstheme="minorHAnsi"/>
-        </w:rPr>
-      </w:pPr>
-      <w:r>
-        <w:rPr>
-          <w:rFonts w:cstheme="minorHAnsi"/>
-        </w:rPr>
-        <w:t>​</w:t>
-      </w:r>
-    </w:p>
-    <w:p>
-      <w:pPr>
-        <w:rPr>
-          <w:rFonts w:cstheme="minorHAnsi"/>
-        </w:rPr>
-      </w:pPr>
-    </w:p>
-    <w:p>
-      <w:pPr>
-        <w:rPr>
-          <w:rFonts w:cstheme="minorHAnsi"/>
-          <w:b/>
-          <w:bCs/>
-        </w:rPr>
-      </w:pPr>
-    </w:p>
-    <w:p>
-      <w:pPr>
-        <w:rPr>
-          <w:rFonts w:cstheme="minorHAnsi"/>
-          <w:b/>
-          <w:bCs/>
-        </w:rPr>
-      </w:pPr>
-      <w:r>
-        <w:rPr>
-          <w:rFonts w:cstheme="minorHAnsi"/>
-          <w:b/>
-          <w:bCs/>
-        </w:rPr>
-        <w:t xml:space="preserve">2.2 </w:t>
-      </w:r>
-      <w:r>
-        <w:rPr>
-          <w:rFonts w:cstheme="minorHAnsi"/>
-          <w:b/>
-          <w:bCs/>
-        </w:rPr>
-        <w:t>Key descriptive statistics</w:t>
-      </w:r>
-    </w:p>
-    <w:p>
-      <w:pPr>
-        <w:pStyle w:val="ListParagraph"/>
-        <w:numPr>
-          <w:ilvl w:val="0"/>
-          <w:numId w:val="11"/>
-        </w:numPr>
-        <w:spacing w:line="360" w:lineRule="auto"/>
-        <w:rPr>
-          <w:rFonts w:cstheme="minorHAnsi"/>
-          <w:b/>
-          <w:bCs/>
-        </w:rPr>
-      </w:pPr>
-      <w:r>
-        <w:rPr>
-          <w:rFonts w:cstheme="minorHAnsi"/>
-        </w:rPr>
-        <w:t xml:space="preserve">Age range: 18 to 70 years, mean age </w:t>
-      </w:r>
-      <w:r>
-        <w:rPr>
-          <w:rFonts w:cstheme="minorHAnsi"/>
-        </w:rPr>
-        <w:t xml:space="preserve">is around </w:t>
-      </w:r>
-      <w:r>
-        <w:rPr>
-          <w:rFonts w:cstheme="minorHAnsi"/>
-        </w:rPr>
-        <w:t>44.</w:t>
-      </w:r>
-    </w:p>
-    <w:p>
-      <w:pPr>
-        <w:pStyle w:val="ListParagraph"/>
-        <w:numPr>
-          <w:ilvl w:val="0"/>
-          <w:numId w:val="11"/>
-        </w:numPr>
-        <w:spacing w:line="360" w:lineRule="auto"/>
-        <w:rPr>
-          <w:rFonts w:cstheme="minorHAnsi"/>
-        </w:rPr>
-      </w:pPr>
-      <w:r>
-        <w:rPr>
-          <w:rFonts w:cstheme="minorHAnsi"/>
-        </w:rPr>
-        <w:t>Purchase amounts ranged from 20 to 100 USD, with a mean of about 60 USD.</w:t>
-      </w:r>
-    </w:p>
-    <w:p>
-      <w:pPr>
-        <w:pStyle w:val="ListParagraph"/>
-        <w:numPr>
-          <w:ilvl w:val="0"/>
-          <w:numId w:val="11"/>
-        </w:numPr>
-        <w:spacing w:line="360" w:lineRule="auto"/>
-        <w:rPr>
-          <w:rFonts w:cstheme="minorHAnsi"/>
-        </w:rPr>
-      </w:pPr>
-      <w:r>
-        <w:rPr>
-          <w:rFonts w:cstheme="minorHAnsi"/>
-        </w:rPr>
-        <w:t>Review ratings had a mean near 3.75 out of 5, post-imputation.</w:t>
-      </w:r>
-    </w:p>
-    <w:p>
-      <w:pPr>
-        <w:pStyle w:val="ListParagraph"/>
-        <w:numPr>
-          <w:ilvl w:val="0"/>
-          <w:numId w:val="11"/>
-        </w:numPr>
-        <w:spacing w:line="360" w:lineRule="auto"/>
-        <w:rPr>
-          <w:rFonts w:cstheme="minorHAnsi"/>
-        </w:rPr>
-      </w:pPr>
-      <w:r>
-        <w:rPr>
-          <w:rFonts w:cstheme="minorHAnsi"/>
-        </w:rPr>
-        <w:t>The most frequent item category was "Clothing", with "Male" being the most common</w:t>
-      </w:r>
-    </w:p>
-    <w:p>
-      <w:pPr>
-        <w:rPr>
-          <w:rFonts w:cstheme="minorHAnsi"/>
-        </w:rPr>
-      </w:pPr>
-    </w:p>
-    <w:p>
-      <w:pPr>
-        <w:rPr>
-          <w:rFonts w:cstheme="minorHAnsi"/>
-        </w:rPr>
-      </w:pPr>
-      <w:r>
-        <w:rPr>
-          <w:rFonts w:cstheme="minorHAnsi"/>
-          <w:noProof/>
-        </w:rPr>
-        <w:drawing>
-          <wp:inline distT="0" distB="0" distL="0" distR="0" wp14:anchorId="466C144F" wp14:editId="036FE74B">
-            <wp:extent cx="5943600" cy="3050540"/>
-            <wp:effectExtent l="0" t="0" r="0" b="0"/>
-            <wp:docPr id="558059467" name="Picture 1"/>
-            <wp:cNvGraphicFramePr>
-              <a:graphicFrameLocks xmlns:a="http://schemas.openxmlformats.org/drawingml/2006/main" noChangeAspect="1"/>
-            </wp:cNvGraphicFramePr>
-            <a:graphic xmlns:a="http://schemas.openxmlformats.org/drawingml/2006/main">
-              <a:graphicData uri="http://schemas.openxmlformats.org/drawingml/2006/picture">
-                <pic:pic xmlns:pic="http://schemas.openxmlformats.org/drawingml/2006/picture">
-                  <pic:nvPicPr>
-                    <pic:cNvPr id="558059467" name=""/>
-                    <pic:cNvPicPr/>
-                  </pic:nvPicPr>
-                  <pic:blipFill>
-                    <a:blip r:embed="rId6"/>
-                    <a:stretch>
-                      <a:fillRect/>
-                    </a:stretch>
-                  </pic:blipFill>
-                  <pic:spPr>
-                    <a:xfrm>
-                      <a:off x="0" y="0"/>
-                      <a:ext cx="5943600" cy="3050540"/>
-                    </a:xfrm>
-                    <a:prstGeom prst="rect">
-                      <a:avLst/>
-                    </a:prstGeom>
-                  </pic:spPr>
-                </pic:pic>
-              </a:graphicData>
-            </a:graphic>
-          </wp:inline>
-        </w:drawing>
-      </w:r>
-    </w:p>
-    <w:p>
-      <w:pPr>
-        <w:rPr>
-          <w:rFonts w:cstheme="minorHAnsi"/>
-          <w:b/>
-          <w:bCs/>
-        </w:rPr>
-      </w:pPr>
-    </w:p>
-    <w:p>
-      <w:pPr>
-        <w:rPr>
-          <w:rFonts w:cstheme="minorHAnsi"/>
-          <w:b/>
-          <w:bCs/>
-        </w:rPr>
-      </w:pPr>
-      <w:r>
-        <w:rPr>
-          <w:rFonts w:cstheme="minorHAnsi"/>
-          <w:b/>
-          <w:bCs/>
-        </w:rPr>
-        <w:t xml:space="preserve">3. </w:t>
-      </w:r>
-      <w:r>
-        <w:rPr>
-          <w:rFonts w:cstheme="minorHAnsi"/>
-          <w:b/>
-          <w:bCs/>
-        </w:rPr>
-        <w:t>Data transformation</w:t>
-      </w:r>
-    </w:p>
-    <w:p>
-      <w:pPr>
-        <w:rPr>
-          <w:rFonts w:cstheme="minorHAnsi"/>
-        </w:rPr>
-      </w:pPr>
-      <w:r>
-        <w:rPr>
-          <w:rFonts w:cstheme="minorHAnsi"/>
-        </w:rPr>
-        <w:t xml:space="preserve">The </w:t>
-      </w:r>
-      <w:r>
-        <w:rPr>
-          <w:rFonts w:cstheme="minorHAnsi"/>
-        </w:rPr>
-        <w:t>transformation</w:t>
-      </w:r>
-      <w:r>
-        <w:rPr>
-          <w:rFonts w:cstheme="minorHAnsi"/>
-        </w:rPr>
-        <w:t xml:space="preserve"> focused on cleaning missing values, feature engineering, and preparing it for further modeling or business intelligence tasks.</w:t>
-      </w:r>
-    </w:p>
-    <w:p>
-      <w:pPr>
-        <w:rPr>
-          <w:rFonts w:cstheme="minorHAnsi"/>
-        </w:rPr>
-      </w:pPr>
-    </w:p>
-    <w:p>
-      <w:pPr>
-        <w:rPr>
-          <w:rFonts w:cstheme="minorHAnsi"/>
-          <w:b/>
-          <w:bCs/>
-        </w:rPr>
-      </w:pPr>
-      <w:r>
-        <w:rPr>
-          <w:rFonts w:cstheme="minorHAnsi"/>
-          <w:b/>
-          <w:bCs/>
-        </w:rPr>
-        <w:t>3.</w:t>
-      </w:r>
-      <w:r>
-        <w:rPr>
-          <w:rFonts w:cstheme="minorHAnsi"/>
-          <w:b/>
-          <w:bCs/>
-        </w:rPr>
-        <w:t>1</w:t>
-      </w:r>
-      <w:r>
-        <w:rPr>
-          <w:rFonts w:cstheme="minorHAnsi"/>
-          <w:b/>
-          <w:bCs/>
-        </w:rPr>
-        <w:t xml:space="preserve">. </w:t>
-      </w:r>
-      <w:r>
-        <w:rPr>
-          <w:rFonts w:cstheme="minorHAnsi"/>
-          <w:b/>
-          <w:bCs/>
-        </w:rPr>
-        <w:t>Data cleaning</w:t>
-      </w:r>
-    </w:p>
-    <w:p>
-      <w:pPr>
-        <w:rPr>
-          <w:rFonts w:cstheme="minorHAnsi"/>
-        </w:rPr>
-      </w:pPr>
-      <w:r>
-        <w:rPr>
-          <w:rFonts w:cstheme="minorHAnsi"/>
-        </w:rPr>
-        <w:t>T</w:t>
-      </w:r>
-      <w:r>
-        <w:rPr>
-          <w:rFonts w:cstheme="minorHAnsi"/>
-        </w:rPr>
-        <w:t xml:space="preserve">he dataset was loaded using Python's </w:t>
-      </w:r>
-      <w:proofErr w:type="gramStart"/>
-      <w:r>
-        <w:rPr>
-          <w:rFonts w:cstheme="minorHAnsi"/>
-        </w:rPr>
-        <w:t>pandas</w:t>
-      </w:r>
-      <w:proofErr w:type="gramEnd"/>
-      <w:r>
-        <w:rPr>
-          <w:rFonts w:cstheme="minorHAnsi"/>
-        </w:rPr>
-        <w:t xml:space="preserve"> library.</w:t>
-      </w:r>
-    </w:p>
-    <w:p>
-      <w:pPr>
-        <w:rPr>
-          <w:rFonts w:cstheme="minorHAnsi"/>
-        </w:rPr>
-      </w:pPr>
-      <w:r>
-        <w:rPr>
-          <w:rFonts w:cstheme="minorHAnsi"/>
-          <w:noProof/>
-        </w:rPr>
-        <w:lastRenderedPageBreak/>
-        <w:drawing>
-          <wp:inline distT="0" distB="0" distL="0" distR="0" wp14:anchorId="3EF74A81" wp14:editId="28B4DA48">
+          <wp:inline distT="0" distB="0" distL="0" distR="0" wp14:anchorId="6BA8B94E" wp14:editId="42D9C7B8">
             <wp:extent cx="4639322" cy="457264"/>
             <wp:effectExtent l="0" t="0" r="0" b="0"/>
             <wp:docPr id="181644187" name="Picture 1"/>
@@ -685,6 +182,496 @@
       <w:pPr>
         <w:rPr>
           <w:rFonts w:cstheme="minorHAnsi"/>
+          <w:b/>
+          <w:bCs/>
+        </w:rPr>
+      </w:pPr>
+      <w:r>
+        <w:rPr>
+          <w:rFonts w:cstheme="minorHAnsi"/>
+          <w:b/>
+          <w:bCs/>
+        </w:rPr>
+        <w:t>2</w:t>
+      </w:r>
+      <w:r>
+        <w:rPr>
+          <w:rFonts w:cstheme="minorHAnsi"/>
+          <w:b/>
+          <w:bCs/>
+        </w:rPr>
+        <w:t>.</w:t>
+      </w:r>
+      <w:r>
+        <w:rPr>
+          <w:rFonts w:cstheme="minorHAnsi"/>
+          <w:b/>
+          <w:bCs/>
+        </w:rPr>
+        <w:t xml:space="preserve"> </w:t>
+      </w:r>
+      <w:r>
+        <w:rPr>
+          <w:rFonts w:cstheme="minorHAnsi"/>
+          <w:b/>
+          <w:bCs/>
+        </w:rPr>
+        <w:t>Dataset summary</w:t>
+      </w:r>
+    </w:p>
+    <w:p>
+      <w:pPr>
+        <w:rPr>
+          <w:rFonts w:cstheme="minorHAnsi"/>
+        </w:rPr>
+      </w:pPr>
+    </w:p>
+    <w:p>
+      <w:pPr>
+        <w:rPr>
+          <w:rFonts w:cstheme="minorHAnsi"/>
+          <w:b/>
+          <w:bCs/>
+        </w:rPr>
+      </w:pPr>
+      <w:r>
+        <w:rPr>
+          <w:rFonts w:cstheme="minorHAnsi"/>
+          <w:b/>
+          <w:bCs/>
+        </w:rPr>
+        <w:t>2.1 Dataset features</w:t>
+      </w:r>
+    </w:p>
+    <w:p>
+      <w:pPr>
+        <w:pStyle w:val="ListParagraph"/>
+        <w:numPr>
+          <w:ilvl w:val="0"/>
+          <w:numId w:val="10"/>
+        </w:numPr>
+        <w:spacing w:line="360" w:lineRule="auto"/>
+        <w:rPr>
+          <w:rFonts w:cstheme="minorHAnsi"/>
+        </w:rPr>
+      </w:pPr>
+      <w:r>
+        <w:rPr>
+          <w:rFonts w:cstheme="minorHAnsi"/>
+        </w:rPr>
+        <w:t>Customer demographics (Age, Gender, Location)</w:t>
+      </w:r>
+    </w:p>
+    <w:p>
+      <w:pPr>
+        <w:pStyle w:val="ListParagraph"/>
+        <w:numPr>
+          <w:ilvl w:val="0"/>
+          <w:numId w:val="10"/>
+        </w:numPr>
+        <w:spacing w:line="360" w:lineRule="auto"/>
+        <w:rPr>
+          <w:rFonts w:cstheme="minorHAnsi"/>
+        </w:rPr>
+      </w:pPr>
+      <w:r>
+        <w:rPr>
+          <w:rFonts w:cstheme="minorHAnsi"/>
+        </w:rPr>
+        <w:t>Product details (Item Purchased, Category, Color, Season, Size)</w:t>
+      </w:r>
+    </w:p>
+    <w:p>
+      <w:pPr>
+        <w:pStyle w:val="ListParagraph"/>
+        <w:numPr>
+          <w:ilvl w:val="0"/>
+          <w:numId w:val="10"/>
+        </w:numPr>
+        <w:spacing w:line="240" w:lineRule="auto"/>
+        <w:rPr>
+          <w:rFonts w:cstheme="minorHAnsi"/>
+        </w:rPr>
+      </w:pPr>
+      <w:r>
+        <w:rPr>
+          <w:rFonts w:cstheme="minorHAnsi"/>
+        </w:rPr>
+        <w:t>Transactional attributes (Purchase Amount, Shipping Type, Payment Method, Discount Applied,</w:t>
+      </w:r>
+      <w:r>
+        <w:rPr>
+          <w:rFonts w:cstheme="minorHAnsi"/>
+        </w:rPr>
+        <w:t xml:space="preserve"> Promo Code Used,</w:t>
+      </w:r>
+      <w:r>
+        <w:rPr>
+          <w:rFonts w:cstheme="minorHAnsi"/>
+        </w:rPr>
+        <w:t xml:space="preserve"> Previous Purchases, Subscription Status, Review Rating, Frequency of Purchases).</w:t>
+      </w:r>
+      <w:r>
+        <w:rPr>
+          <w:rFonts w:cstheme="minorHAnsi"/>
+          <w:noProof/>
+        </w:rPr>
+        <w:t xml:space="preserve"> </w:t>
+      </w:r>
+    </w:p>
+    <w:p>
+      <w:pPr>
+        <w:pStyle w:val="ListParagraph"/>
+        <w:spacing w:line="240" w:lineRule="auto"/>
+        <w:rPr>
+          <w:rFonts w:cstheme="minorHAnsi"/>
+        </w:rPr>
+      </w:pPr>
+    </w:p>
+    <w:p>
+      <w:pPr>
+        <w:pStyle w:val="ListParagraph"/>
+        <w:spacing w:line="240" w:lineRule="auto"/>
+        <w:rPr>
+          <w:rFonts w:cstheme="minorHAnsi"/>
+        </w:rPr>
+      </w:pPr>
+      <w:r>
+        <w:rPr>
+          <w:rFonts w:cstheme="minorHAnsi"/>
+          <w:noProof/>
+        </w:rPr>
+        <w:drawing>
+          <wp:inline distT="0" distB="0" distL="0" distR="0" wp14:anchorId="44D231D0" wp14:editId="78DEF1A8">
+            <wp:extent cx="4371109" cy="2522525"/>
+            <wp:effectExtent l="0" t="0" r="0" b="0"/>
+            <wp:docPr id="93704001" name="Picture 1"/>
+            <wp:cNvGraphicFramePr>
+              <a:graphicFrameLocks xmlns:a="http://schemas.openxmlformats.org/drawingml/2006/main" noChangeAspect="1"/>
+            </wp:cNvGraphicFramePr>
+            <a:graphic xmlns:a="http://schemas.openxmlformats.org/drawingml/2006/main">
+              <a:graphicData uri="http://schemas.openxmlformats.org/drawingml/2006/picture">
+                <pic:pic xmlns:pic="http://schemas.openxmlformats.org/drawingml/2006/picture">
+                  <pic:nvPicPr>
+                    <pic:cNvPr id="93704001" name=""/>
+                    <pic:cNvPicPr/>
+                  </pic:nvPicPr>
+                  <pic:blipFill>
+                    <a:blip r:embed="rId8"/>
+                    <a:stretch>
+                      <a:fillRect/>
+                    </a:stretch>
+                  </pic:blipFill>
+                  <pic:spPr>
+                    <a:xfrm>
+                      <a:off x="0" y="0"/>
+                      <a:ext cx="4371109" cy="2522525"/>
+                    </a:xfrm>
+                    <a:prstGeom prst="rect">
+                      <a:avLst/>
+                    </a:prstGeom>
+                  </pic:spPr>
+                </pic:pic>
+              </a:graphicData>
+            </a:graphic>
+          </wp:inline>
+        </w:drawing>
+      </w:r>
+    </w:p>
+    <w:p>
+      <w:pPr>
+        <w:rPr>
+          <w:rFonts w:cstheme="minorHAnsi"/>
+        </w:rPr>
+      </w:pPr>
+      <w:r>
+        <w:rPr>
+          <w:rFonts w:cstheme="minorHAnsi"/>
+        </w:rPr>
+        <w:lastRenderedPageBreak/>
+        <w:t>​</w:t>
+      </w:r>
+      <w:r>
+        <w:rPr>
+          <w:rFonts w:cstheme="minorHAnsi"/>
+          <w:b/>
+          <w:bCs/>
+        </w:rPr>
+        <w:t xml:space="preserve">2.2 </w:t>
+      </w:r>
+      <w:r>
+        <w:rPr>
+          <w:rFonts w:cstheme="minorHAnsi"/>
+          <w:b/>
+          <w:bCs/>
+        </w:rPr>
+        <w:t>Key descriptive statistics</w:t>
+      </w:r>
+    </w:p>
+    <w:p>
+      <w:pPr>
+        <w:pStyle w:val="ListParagraph"/>
+        <w:numPr>
+          <w:ilvl w:val="0"/>
+          <w:numId w:val="11"/>
+        </w:numPr>
+        <w:spacing w:line="360" w:lineRule="auto"/>
+        <w:rPr>
+          <w:rFonts w:cstheme="minorHAnsi"/>
+          <w:b/>
+          <w:bCs/>
+        </w:rPr>
+      </w:pPr>
+      <w:r>
+        <w:rPr>
+          <w:rFonts w:cstheme="minorHAnsi"/>
+        </w:rPr>
+        <w:t xml:space="preserve">Age range: 18 to 70 years, mean age </w:t>
+      </w:r>
+      <w:r>
+        <w:rPr>
+          <w:rFonts w:cstheme="minorHAnsi"/>
+        </w:rPr>
+        <w:t xml:space="preserve">is around </w:t>
+      </w:r>
+      <w:r>
+        <w:rPr>
+          <w:rFonts w:cstheme="minorHAnsi"/>
+        </w:rPr>
+        <w:t>44.</w:t>
+      </w:r>
+    </w:p>
+    <w:p>
+      <w:pPr>
+        <w:pStyle w:val="ListParagraph"/>
+        <w:numPr>
+          <w:ilvl w:val="0"/>
+          <w:numId w:val="11"/>
+        </w:numPr>
+        <w:spacing w:line="360" w:lineRule="auto"/>
+        <w:rPr>
+          <w:rFonts w:cstheme="minorHAnsi"/>
+        </w:rPr>
+      </w:pPr>
+      <w:r>
+        <w:rPr>
+          <w:rFonts w:cstheme="minorHAnsi"/>
+        </w:rPr>
+        <w:t>Purchase amounts ranged from 20 to 100 USD, with a mean of about 60 USD.</w:t>
+      </w:r>
+    </w:p>
+    <w:p>
+      <w:pPr>
+        <w:pStyle w:val="ListParagraph"/>
+        <w:numPr>
+          <w:ilvl w:val="0"/>
+          <w:numId w:val="11"/>
+        </w:numPr>
+        <w:spacing w:line="360" w:lineRule="auto"/>
+        <w:rPr>
+          <w:rFonts w:cstheme="minorHAnsi"/>
+        </w:rPr>
+      </w:pPr>
+      <w:r>
+        <w:rPr>
+          <w:rFonts w:cstheme="minorHAnsi"/>
+        </w:rPr>
+        <w:t>Review ratings had a mean near 3.75 out of 5, post-imputation.</w:t>
+      </w:r>
+    </w:p>
+    <w:p>
+      <w:pPr>
+        <w:pStyle w:val="ListParagraph"/>
+        <w:numPr>
+          <w:ilvl w:val="0"/>
+          <w:numId w:val="11"/>
+        </w:numPr>
+        <w:spacing w:line="360" w:lineRule="auto"/>
+        <w:rPr>
+          <w:rFonts w:cstheme="minorHAnsi"/>
+        </w:rPr>
+      </w:pPr>
+      <w:r>
+        <w:rPr>
+          <w:rFonts w:cstheme="minorHAnsi"/>
+        </w:rPr>
+        <w:t>The most frequent item category was "Clothing", with "Male" being the most common</w:t>
+      </w:r>
+    </w:p>
+    <w:p>
+      <w:pPr>
+        <w:rPr>
+          <w:rFonts w:cstheme="minorHAnsi"/>
+        </w:rPr>
+      </w:pPr>
+    </w:p>
+    <w:p>
+      <w:pPr>
+        <w:rPr>
+          <w:rFonts w:cstheme="minorHAnsi"/>
+        </w:rPr>
+      </w:pPr>
+      <w:r>
+        <w:rPr>
+          <w:rFonts w:cstheme="minorHAnsi"/>
+          <w:noProof/>
+        </w:rPr>
+        <w:drawing>
+          <wp:inline distT="0" distB="0" distL="0" distR="0" wp14:anchorId="466C144F" wp14:editId="036FE74B">
+            <wp:extent cx="5943600" cy="3050540"/>
+            <wp:effectExtent l="0" t="0" r="0" b="0"/>
+            <wp:docPr id="558059467" name="Picture 1"/>
+            <wp:cNvGraphicFramePr>
+              <a:graphicFrameLocks xmlns:a="http://schemas.openxmlformats.org/drawingml/2006/main" noChangeAspect="1"/>
+            </wp:cNvGraphicFramePr>
+            <a:graphic xmlns:a="http://schemas.openxmlformats.org/drawingml/2006/main">
+              <a:graphicData uri="http://schemas.openxmlformats.org/drawingml/2006/picture">
+                <pic:pic xmlns:pic="http://schemas.openxmlformats.org/drawingml/2006/picture">
+                  <pic:nvPicPr>
+                    <pic:cNvPr id="558059467" name=""/>
+                    <pic:cNvPicPr/>
+                  </pic:nvPicPr>
+                  <pic:blipFill>
+                    <a:blip r:embed="rId9"/>
+                    <a:stretch>
+                      <a:fillRect/>
+                    </a:stretch>
+                  </pic:blipFill>
+                  <pic:spPr>
+                    <a:xfrm>
+                      <a:off x="0" y="0"/>
+                      <a:ext cx="5943600" cy="3050540"/>
+                    </a:xfrm>
+                    <a:prstGeom prst="rect">
+                      <a:avLst/>
+                    </a:prstGeom>
+                  </pic:spPr>
+                </pic:pic>
+              </a:graphicData>
+            </a:graphic>
+          </wp:inline>
+        </w:drawing>
+      </w:r>
+    </w:p>
+    <w:p>
+      <w:pPr>
+        <w:rPr>
+          <w:rFonts w:cstheme="minorHAnsi"/>
+          <w:b/>
+          <w:bCs/>
+        </w:rPr>
+      </w:pPr>
+    </w:p>
+    <w:p>
+      <w:pPr>
+        <w:rPr>
+          <w:rFonts w:cstheme="minorHAnsi"/>
+          <w:b/>
+          <w:bCs/>
+        </w:rPr>
+      </w:pPr>
+      <w:r>
+        <w:rPr>
+          <w:rFonts w:cstheme="minorHAnsi"/>
+          <w:b/>
+          <w:bCs/>
+        </w:rPr>
+        <w:t xml:space="preserve">3. </w:t>
+      </w:r>
+      <w:r>
+        <w:rPr>
+          <w:rFonts w:cstheme="minorHAnsi"/>
+          <w:b/>
+          <w:bCs/>
+        </w:rPr>
+        <w:t xml:space="preserve">Data </w:t>
+      </w:r>
+      <w:r>
+        <w:rPr>
+          <w:rFonts w:cstheme="minorHAnsi"/>
+          <w:b/>
+          <w:bCs/>
+        </w:rPr>
+        <w:t>preparation</w:t>
+      </w:r>
+    </w:p>
+    <w:p>
+      <w:pPr>
+        <w:rPr>
+          <w:rFonts w:cstheme="minorHAnsi"/>
+        </w:rPr>
+      </w:pPr>
+      <w:r>
+        <w:rPr>
+          <w:rFonts w:cstheme="minorHAnsi"/>
+        </w:rPr>
+        <w:t xml:space="preserve">The </w:t>
+      </w:r>
+      <w:r>
+        <w:rPr>
+          <w:rFonts w:cstheme="minorHAnsi"/>
+        </w:rPr>
+        <w:t>preparation of data</w:t>
+      </w:r>
+      <w:r>
+        <w:rPr>
+          <w:rFonts w:cstheme="minorHAnsi"/>
+        </w:rPr>
+        <w:t xml:space="preserve"> focused on cleaning missing values, feature engineering, and preparing it for further modeling or business intelligence tasks.</w:t>
+      </w:r>
+    </w:p>
+    <w:p>
+      <w:pPr>
+        <w:rPr>
+          <w:rFonts w:cstheme="minorHAnsi"/>
+        </w:rPr>
+      </w:pPr>
+    </w:p>
+    <w:p>
+      <w:pPr>
+        <w:rPr>
+          <w:rFonts w:cstheme="minorHAnsi"/>
+          <w:b/>
+          <w:bCs/>
+        </w:rPr>
+      </w:pPr>
+      <w:r>
+        <w:rPr>
+          <w:rFonts w:cstheme="minorHAnsi"/>
+          <w:b/>
+          <w:bCs/>
+        </w:rPr>
+        <w:t>3.</w:t>
+      </w:r>
+      <w:r>
+        <w:rPr>
+          <w:rFonts w:cstheme="minorHAnsi"/>
+          <w:b/>
+          <w:bCs/>
+        </w:rPr>
+        <w:t>1</w:t>
+      </w:r>
+      <w:r>
+        <w:rPr>
+          <w:rFonts w:cstheme="minorHAnsi"/>
+          <w:b/>
+          <w:bCs/>
+        </w:rPr>
+        <w:t xml:space="preserve">. </w:t>
+      </w:r>
+      <w:r>
+        <w:rPr>
+          <w:rFonts w:cstheme="minorHAnsi"/>
+          <w:b/>
+          <w:bCs/>
+        </w:rPr>
+        <w:t>Data cleaning</w:t>
+      </w:r>
+    </w:p>
+    <w:p>
+      <w:pPr>
+        <w:rPr>
+          <w:rFonts w:cstheme="minorHAnsi"/>
         </w:rPr>
       </w:pPr>
       <w:r>
@@ -705,10 +692,11 @@
           <w:rFonts w:cstheme="minorHAnsi"/>
           <w:noProof/>
         </w:rPr>
+        <w:lastRenderedPageBreak/>
         <w:drawing>
-          <wp:inline distT="0" distB="0" distL="0" distR="0" wp14:anchorId="6EF6A49F" wp14:editId="07165F93">
-            <wp:extent cx="2800741" cy="3801005"/>
-            <wp:effectExtent l="0" t="0" r="0" b="0"/>
+          <wp:inline distT="0" distB="0" distL="0" distR="0" wp14:anchorId="6EF6A49F" wp14:editId="5A987386">
+            <wp:extent cx="2895600" cy="2849063"/>
+            <wp:effectExtent l="0" t="0" r="0" b="8890"/>
             <wp:docPr id="1184648093" name="Picture 1"/>
             <wp:cNvGraphicFramePr>
               <a:graphicFrameLocks xmlns:a="http://schemas.openxmlformats.org/drawingml/2006/main" noChangeAspect="1"/>
@@ -721,7 +709,7 @@
                     <pic:cNvPicPr/>
                   </pic:nvPicPr>
                   <pic:blipFill>
-                    <a:blip r:embed="rId8"/>
+                    <a:blip r:embed="rId10"/>
                     <a:stretch>
                       <a:fillRect/>
                     </a:stretch>
@@ -729,7 +717,7 @@
                   <pic:spPr>
                     <a:xfrm>
                       <a:off x="0" y="0"/>
-                      <a:ext cx="2800741" cy="3801005"/>
+                      <a:ext cx="2905890" cy="2859188"/>
                     </a:xfrm>
                     <a:prstGeom prst="rect">
                       <a:avLst/>
@@ -788,7 +776,7 @@
                     <pic:cNvPicPr/>
                   </pic:nvPicPr>
                   <pic:blipFill>
-                    <a:blip r:embed="rId9"/>
+                    <a:blip r:embed="rId11"/>
                     <a:stretch>
                       <a:fillRect/>
                     </a:stretch>
@@ -849,7 +837,7 @@
                     <pic:cNvPicPr/>
                   </pic:nvPicPr>
                   <pic:blipFill>
-                    <a:blip r:embed="rId10"/>
+                    <a:blip r:embed="rId12"/>
                     <a:stretch>
                       <a:fillRect/>
                     </a:stretch>
@@ -880,7 +868,6 @@
         <w:rPr>
           <w:rFonts w:cstheme="minorHAnsi"/>
         </w:rPr>
-        <w:lastRenderedPageBreak/>
         <w:t>Column names were converted to a consistent format (</w:t>
       </w:r>
       <w:r>
@@ -935,7 +922,7 @@
                     <pic:cNvPicPr/>
                   </pic:nvPicPr>
                   <pic:blipFill>
-                    <a:blip r:embed="rId11"/>
+                    <a:blip r:embed="rId13"/>
                     <a:stretch>
                       <a:fillRect/>
                     </a:stretch>
@@ -971,12 +958,22 @@
           <w:bCs/>
         </w:rPr>
       </w:pPr>
-      <w:r>
-        <w:rPr>
-          <w:rFonts w:cstheme="minorHAnsi"/>
-          <w:b/>
-          <w:bCs/>
-        </w:rPr>
+    </w:p>
+    <w:p>
+      <w:pPr>
+        <w:rPr>
+          <w:rFonts w:cstheme="minorHAnsi"/>
+          <w:b/>
+          <w:bCs/>
+        </w:rPr>
+      </w:pPr>
+      <w:r>
+        <w:rPr>
+          <w:rFonts w:cstheme="minorHAnsi"/>
+          <w:b/>
+          <w:bCs/>
+        </w:rPr>
+        <w:lastRenderedPageBreak/>
         <w:t>3.</w:t>
       </w:r>
       <w:r>
@@ -1120,7 +1117,7 @@
                     <pic:cNvPicPr/>
                   </pic:nvPicPr>
                   <pic:blipFill>
-                    <a:blip r:embed="rId12"/>
+                    <a:blip r:embed="rId14"/>
                     <a:stretch>
                       <a:fillRect/>
                     </a:stretch>
@@ -1168,7 +1165,7 @@
                     <pic:cNvPicPr/>
                   </pic:nvPicPr>
                   <pic:blipFill>
-                    <a:blip r:embed="rId13"/>
+                    <a:blip r:embed="rId15"/>
                     <a:stretch>
                       <a:fillRect/>
                     </a:stretch>
@@ -1199,21 +1196,21 @@
         <w:rPr>
           <w:rFonts w:cstheme="minorHAnsi"/>
         </w:rPr>
+        <w:t>A numeric mapping for purchase frequency was added (e.g., "Fortnightly" to 14, "Weekly" to 7), enabling quantitative analysis of repeat customer value and retention.​</w:t>
+      </w:r>
+    </w:p>
+    <w:p>
+      <w:pPr>
+        <w:rPr>
+          <w:rFonts w:cstheme="minorHAnsi"/>
+        </w:rPr>
+      </w:pPr>
+      <w:r>
+        <w:rPr>
+          <w:rFonts w:cstheme="minorHAnsi"/>
+          <w:noProof/>
+        </w:rPr>
         <w:lastRenderedPageBreak/>
-        <w:t>A numeric mapping for purchase frequency was added (e.g., "Fortnightly" to 14, "Weekly" to 7), enabling quantitative analysis of repeat customer value and retention.​</w:t>
-      </w:r>
-    </w:p>
-    <w:p>
-      <w:pPr>
-        <w:rPr>
-          <w:rFonts w:cstheme="minorHAnsi"/>
-        </w:rPr>
-      </w:pPr>
-      <w:r>
-        <w:rPr>
-          <w:rFonts w:cstheme="minorHAnsi"/>
-          <w:noProof/>
-        </w:rPr>
         <w:drawing>
           <wp:inline distT="0" distB="0" distL="0" distR="0" wp14:anchorId="2FD52C85" wp14:editId="2428246D">
             <wp:extent cx="5943600" cy="1883410"/>
@@ -1230,7 +1227,7 @@
                     <pic:cNvPicPr/>
                   </pic:nvPicPr>
                   <pic:blipFill>
-                    <a:blip r:embed="rId14"/>
+                    <a:blip r:embed="rId16"/>
                     <a:stretch>
                       <a:fillRect/>
                     </a:stretch>
@@ -1270,9 +1267,9 @@
           <w:noProof/>
         </w:rPr>
         <w:drawing>
-          <wp:inline distT="0" distB="0" distL="0" distR="0" wp14:anchorId="0127FF3E" wp14:editId="76778E30">
-            <wp:extent cx="4143953" cy="2124371"/>
-            <wp:effectExtent l="0" t="0" r="9525" b="9525"/>
+          <wp:inline distT="0" distB="0" distL="0" distR="0" wp14:anchorId="0127FF3E" wp14:editId="43DF61AA">
+            <wp:extent cx="3528060" cy="1558290"/>
+            <wp:effectExtent l="0" t="0" r="0" b="3810"/>
             <wp:docPr id="1828409766" name="Picture 1"/>
             <wp:cNvGraphicFramePr>
               <a:graphicFrameLocks xmlns:a="http://schemas.openxmlformats.org/drawingml/2006/main" noChangeAspect="1"/>
@@ -1285,7 +1282,7 @@
                     <pic:cNvPicPr/>
                   </pic:nvPicPr>
                   <pic:blipFill>
-                    <a:blip r:embed="rId15"/>
+                    <a:blip r:embed="rId17"/>
                     <a:stretch>
                       <a:fillRect/>
                     </a:stretch>
@@ -1293,7 +1290,7 @@
                   <pic:spPr>
                     <a:xfrm>
                       <a:off x="0" y="0"/>
-                      <a:ext cx="4143953" cy="2124371"/>
+                      <a:ext cx="3532513" cy="1560257"/>
                     </a:xfrm>
                     <a:prstGeom prst="rect">
                       <a:avLst/>
@@ -1387,7 +1384,7 @@
                     <pic:cNvPicPr/>
                   </pic:nvPicPr>
                   <pic:blipFill>
-                    <a:blip r:embed="rId16"/>
+                    <a:blip r:embed="rId18"/>
                     <a:stretch>
                       <a:fillRect/>
                     </a:stretch>
@@ -1423,6 +1420,33 @@
           <w:bCs/>
         </w:rPr>
       </w:pPr>
+    </w:p>
+    <w:p>
+      <w:pPr>
+        <w:rPr>
+          <w:rFonts w:cstheme="minorHAnsi"/>
+          <w:b/>
+          <w:bCs/>
+        </w:rPr>
+      </w:pPr>
+    </w:p>
+    <w:p>
+      <w:pPr>
+        <w:rPr>
+          <w:rFonts w:cstheme="minorHAnsi"/>
+          <w:b/>
+          <w:bCs/>
+        </w:rPr>
+      </w:pPr>
+    </w:p>
+    <w:p>
+      <w:pPr>
+        <w:rPr>
+          <w:rFonts w:cstheme="minorHAnsi"/>
+          <w:b/>
+          <w:bCs/>
+        </w:rPr>
+      </w:pPr>
       <w:r>
         <w:rPr>
           <w:rFonts w:cstheme="minorHAnsi"/>
@@ -1538,7 +1562,7 @@
                     <pic:cNvPicPr/>
                   </pic:nvPicPr>
                   <pic:blipFill>
-                    <a:blip r:embed="rId17"/>
+                    <a:blip r:embed="rId19"/>
                     <a:stretch>
                       <a:fillRect/>
                     </a:stretch>
@@ -1628,7 +1652,7 @@
                     <pic:cNvPicPr/>
                   </pic:nvPicPr>
                   <pic:blipFill>
-                    <a:blip r:embed="rId18"/>
+                    <a:blip r:embed="rId20"/>
                     <a:stretch>
                       <a:fillRect/>
                     </a:stretch>
@@ -1657,15 +1681,6 @@
           <w:bCs/>
         </w:rPr>
       </w:pPr>
-    </w:p>
-    <w:p>
-      <w:pPr>
-        <w:rPr>
-          <w:rFonts w:cstheme="minorHAnsi"/>
-          <w:b/>
-          <w:bCs/>
-        </w:rPr>
-      </w:pPr>
       <w:r>
         <w:rPr>
           <w:rFonts w:cstheme="minorHAnsi"/>
@@ -1775,7 +1790,7 @@
                     <pic:cNvPicPr/>
                   </pic:nvPicPr>
                   <pic:blipFill>
-                    <a:blip r:embed="rId19"/>
+                    <a:blip r:embed="rId21"/>
                     <a:stretch>
                       <a:fillRect/>
                     </a:stretch>
@@ -1804,6 +1819,15 @@
           <w:bCs/>
         </w:rPr>
       </w:pPr>
+    </w:p>
+    <w:p>
+      <w:pPr>
+        <w:rPr>
+          <w:rFonts w:cstheme="minorHAnsi"/>
+          <w:b/>
+          <w:bCs/>
+        </w:rPr>
+      </w:pPr>
       <w:r>
         <w:rPr>
           <w:rFonts w:cstheme="minorHAnsi"/>
@@ -1890,7 +1914,7 @@
                     <pic:cNvPicPr/>
                   </pic:nvPicPr>
                   <pic:blipFill>
-                    <a:blip r:embed="rId20"/>
+                    <a:blip r:embed="rId22"/>
                     <a:stretch>
                       <a:fillRect/>
                     </a:stretch>
@@ -1968,7 +1992,7 @@
                     <pic:cNvPicPr/>
                   </pic:nvPicPr>
                   <pic:blipFill>
-                    <a:blip r:embed="rId21"/>
+                    <a:blip r:embed="rId23"/>
                     <a:stretch>
                       <a:fillRect/>
                     </a:stretch>
@@ -2046,7 +2070,7 @@
                     <pic:cNvPicPr/>
                   </pic:nvPicPr>
                   <pic:blipFill>
-                    <a:blip r:embed="rId22"/>
+                    <a:blip r:embed="rId24"/>
                     <a:stretch>
                       <a:fillRect/>
                     </a:stretch>
@@ -2125,7 +2149,7 @@
                     <pic:cNvPicPr/>
                   </pic:nvPicPr>
                   <pic:blipFill>
-                    <a:blip r:embed="rId23"/>
+                    <a:blip r:embed="rId25"/>
                     <a:stretch>
                       <a:fillRect/>
                     </a:stretch>
@@ -2219,7 +2243,7 @@
                     <pic:cNvPicPr/>
                   </pic:nvPicPr>
                   <pic:blipFill>
-                    <a:blip r:embed="rId24"/>
+                    <a:blip r:embed="rId26"/>
                     <a:stretch>
                       <a:fillRect/>
                     </a:stretch>
@@ -2297,7 +2321,7 @@
                     <pic:cNvPicPr/>
                   </pic:nvPicPr>
                   <pic:blipFill>
-                    <a:blip r:embed="rId25"/>
+                    <a:blip r:embed="rId27"/>
                     <a:stretch>
                       <a:fillRect/>
                     </a:stretch>
@@ -2376,7 +2400,7 @@
                     <pic:cNvPicPr/>
                   </pic:nvPicPr>
                   <pic:blipFill>
-                    <a:blip r:embed="rId26"/>
+                    <a:blip r:embed="rId28"/>
                     <a:stretch>
                       <a:fillRect/>
                     </a:stretch>
@@ -2573,6 +2597,7 @@
       <w:r>
         <w:rPr>
           <w:rFonts w:cstheme="minorHAnsi"/>
+          <w:noProof/>
         </w:rPr>
         <w:drawing>
           <wp:inline distT="0" distB="0" distL="0" distR="0" wp14:anchorId="7D6F5476" wp14:editId="7AE3A267">
@@ -2590,7 +2615,7 @@
                     <pic:cNvPicPr/>
                   </pic:nvPicPr>
                   <pic:blipFill>
-                    <a:blip r:embed="rId27"/>
+                    <a:blip r:embed="rId29"/>
                     <a:stretch>
                       <a:fillRect/>
                     </a:stretch>
@@ -2904,6 +2929,7 @@
       </w:pPr>
     </w:p>
     <w:sectPr>
+      <w:footerReference w:type="default" r:id="rId30"/>
       <w:pgSz w:w="12240" w:h="15840"/>
       <w:pgMar w:top="1440" w:right="1440" w:bottom="1440" w:left="1440" w:header="720" w:footer="720" w:gutter="0"/>
       <w:cols w:space="720"/>
@@ -2911,6 +2937,109 @@
     </w:sectPr>
   </w:body>
 </w:document>
+</file>
+
+<file path=word/endnotes.xml><?xml version="1.0" encoding="utf-8"?>
+<w:endnotes xmlns:wpc="http://schemas.microsoft.com/office/word/2010/wordprocessingCanvas" xmlns:cx="http://schemas.microsoft.com/office/drawing/2014/chartex" xmlns:cx1="http://schemas.microsoft.com/office/drawing/2015/9/8/chartex" xmlns:cx2="http://schemas.microsoft.com/office/drawing/2015/10/21/chartex" xmlns:cx3="http://schemas.microsoft.com/office/drawing/2016/5/9/chartex" xmlns:cx4="http://schemas.microsoft.com/office/drawing/2016/5/10/chartex" xmlns:cx5="http://schemas.microsoft.com/office/drawing/2016/5/11/chartex" xmlns:cx6="http://schemas.microsoft.com/office/drawing/2016/5/12/chartex" xmlns:cx7="http://schemas.microsoft.com/office/drawing/2016/5/13/chartex" xmlns:cx8="http://schemas.microsoft.com/office/drawing/2016/5/14/chartex" xmlns:mc="http://schemas.openxmlformats.org/markup-compatibility/2006" xmlns:aink="http://schemas.microsoft.com/office/drawing/2016/ink" xmlns:am3d="http://schemas.microsoft.com/office/drawing/2017/model3d" xmlns:o="urn:schemas-microsoft-com:office:office" xmlns:oel="http://schemas.microsoft.com/office/2019/extlst" xmlns:r="http://schemas.openxmlformats.org/officeDocument/2006/relationships" xmlns:m="http://schemas.openxmlformats.org/officeDocument/2006/math" xmlns:v="urn:schemas-microsoft-com:vml" xmlns:wp14="http://schemas.microsoft.com/office/word/2010/wordprocessingDrawing" xmlns:wp="http://schemas.openxmlformats.org/drawingml/2006/wordprocessingDrawing" xmlns:w10="urn:schemas-microsoft-com:office:word" xmlns:w="http://schemas.openxmlformats.org/wordprocessingml/2006/main" xmlns:w14="http://schemas.microsoft.com/office/word/2010/wordml" xmlns:w15="http://schemas.microsoft.com/office/word/2012/wordml" xmlns:w16cex="http://schemas.microsoft.com/office/word/2018/wordml/cex" xmlns:w16cid="http://schemas.microsoft.com/office/word/2016/wordml/cid" xmlns:w16="http://schemas.microsoft.com/office/word/2018/wordml" xmlns:w16du="http://schemas.microsoft.com/office/word/2023/wordml/word16du" xmlns:w16sdtdh="http://schemas.microsoft.com/office/word/2020/wordml/sdtdatahash" xmlns:w16sdtfl="http://schemas.microsoft.com/office/word/2024/wordml/sdtformatlock" xmlns:w16se="http://schemas.microsoft.com/office/word/2015/wordml/symex" xmlns:wpg="http://schemas.microsoft.com/office/word/2010/wordprocessingGroup" xmlns:wpi="http://schemas.microsoft.com/office/word/2010/wordprocessingInk" xmlns:wne="http://schemas.microsoft.com/office/word/2006/wordml" xmlns:wps="http://schemas.microsoft.com/office/word/2010/wordprocessingShape" mc:Ignorable="w14 w15 w16se w16cid w16 w16cex w16sdtdh w16sdtfl w16du wp14">
+  <w:endnote w:type="separator" w:id="-1">
+    <w:p>
+      <w:pPr>
+        <w:spacing w:after="0" w:line="240" w:lineRule="auto"/>
+      </w:pPr>
+      <w:r>
+        <w:separator/>
+      </w:r>
+    </w:p>
+  </w:endnote>
+  <w:endnote w:type="continuationSeparator" w:id="0">
+    <w:p>
+      <w:pPr>
+        <w:spacing w:after="0" w:line="240" w:lineRule="auto"/>
+      </w:pPr>
+      <w:r>
+        <w:continuationSeparator/>
+      </w:r>
+    </w:p>
+  </w:endnote>
+</w:endnotes>
+</file>
+
+<file path=word/footer1.xml><?xml version="1.0" encoding="utf-8"?>
+<w:ftr xmlns:wpc="http://schemas.microsoft.com/office/word/2010/wordprocessingCanvas" xmlns:cx="http://schemas.microsoft.com/office/drawing/2014/chartex" xmlns:cx1="http://schemas.microsoft.com/office/drawing/2015/9/8/chartex" xmlns:cx2="http://schemas.microsoft.com/office/drawing/2015/10/21/chartex" xmlns:cx3="http://schemas.microsoft.com/office/drawing/2016/5/9/chartex" xmlns:cx4="http://schemas.microsoft.com/office/drawing/2016/5/10/chartex" xmlns:cx5="http://schemas.microsoft.com/office/drawing/2016/5/11/chartex" xmlns:cx6="http://schemas.microsoft.com/office/drawing/2016/5/12/chartex" xmlns:cx7="http://schemas.microsoft.com/office/drawing/2016/5/13/chartex" xmlns:cx8="http://schemas.microsoft.com/office/drawing/2016/5/14/chartex" xmlns:mc="http://schemas.openxmlformats.org/markup-compatibility/2006" xmlns:aink="http://schemas.microsoft.com/office/drawing/2016/ink" xmlns:am3d="http://schemas.microsoft.com/office/drawing/2017/model3d" xmlns:o="urn:schemas-microsoft-com:office:office" xmlns:oel="http://schemas.microsoft.com/office/2019/extlst" xmlns:r="http://schemas.openxmlformats.org/officeDocument/2006/relationships" xmlns:m="http://schemas.openxmlformats.org/officeDocument/2006/math" xmlns:v="urn:schemas-microsoft-com:vml" xmlns:wp14="http://schemas.microsoft.com/office/word/2010/wordprocessingDrawing" xmlns:wp="http://schemas.openxmlformats.org/drawingml/2006/wordprocessingDrawing" xmlns:w10="urn:schemas-microsoft-com:office:word" xmlns:w="http://schemas.openxmlformats.org/wordprocessingml/2006/main" xmlns:w14="http://schemas.microsoft.com/office/word/2010/wordml" xmlns:w15="http://schemas.microsoft.com/office/word/2012/wordml" xmlns:w16cex="http://schemas.microsoft.com/office/word/2018/wordml/cex" xmlns:w16cid="http://schemas.microsoft.com/office/word/2016/wordml/cid" xmlns:w16="http://schemas.microsoft.com/office/word/2018/wordml" xmlns:w16du="http://schemas.microsoft.com/office/word/2023/wordml/word16du" xmlns:w16sdtdh="http://schemas.microsoft.com/office/word/2020/wordml/sdtdatahash" xmlns:w16sdtfl="http://schemas.microsoft.com/office/word/2024/wordml/sdtformatlock" xmlns:w16se="http://schemas.microsoft.com/office/word/2015/wordml/symex" xmlns:wpg="http://schemas.microsoft.com/office/word/2010/wordprocessingGroup" xmlns:wpi="http://schemas.microsoft.com/office/word/2010/wordprocessingInk" xmlns:wne="http://schemas.microsoft.com/office/word/2006/wordml" xmlns:wps="http://schemas.microsoft.com/office/word/2010/wordprocessingShape" mc:Ignorable="w14 w15 w16se w16cid w16 w16cex w16sdtdh w16sdtfl w16du wp14">
+  <w:sdt>
+    <w:sdtPr>
+      <w:id w:val="-1942600178"/>
+      <w:docPartObj>
+        <w:docPartGallery w:val="Page Numbers (Bottom of Page)"/>
+        <w:docPartUnique/>
+      </w:docPartObj>
+    </w:sdtPr>
+    <w:sdtEndPr>
+      <w:rPr>
+        <w:noProof/>
+      </w:rPr>
+    </w:sdtEndPr>
+    <w:sdtContent>
+      <w:p>
+        <w:pPr>
+          <w:pStyle w:val="Footer"/>
+          <w:jc w:val="right"/>
+        </w:pPr>
+        <w:r>
+          <w:fldChar w:fldCharType="begin"/>
+        </w:r>
+        <w:r>
+          <w:instrText xml:space="preserve"> PAGE   \* MERGEFORMAT </w:instrText>
+        </w:r>
+        <w:r>
+          <w:fldChar w:fldCharType="separate"/>
+        </w:r>
+        <w:r>
+          <w:rPr>
+            <w:noProof/>
+          </w:rPr>
+          <w:t>2</w:t>
+        </w:r>
+        <w:r>
+          <w:rPr>
+            <w:noProof/>
+          </w:rPr>
+          <w:fldChar w:fldCharType="end"/>
+        </w:r>
+      </w:p>
+    </w:sdtContent>
+  </w:sdt>
+  <w:p>
+    <w:pPr>
+      <w:pStyle w:val="Footer"/>
+    </w:pPr>
+  </w:p>
+</w:ftr>
+</file>
+
+<file path=word/footnotes.xml><?xml version="1.0" encoding="utf-8"?>
+<w:footnotes xmlns:wpc="http://schemas.microsoft.com/office/word/2010/wordprocessingCanvas" xmlns:cx="http://schemas.microsoft.com/office/drawing/2014/chartex" xmlns:cx1="http://schemas.microsoft.com/office/drawing/2015/9/8/chartex" xmlns:cx2="http://schemas.microsoft.com/office/drawing/2015/10/21/chartex" xmlns:cx3="http://schemas.microsoft.com/office/drawing/2016/5/9/chartex" xmlns:cx4="http://schemas.microsoft.com/office/drawing/2016/5/10/chartex" xmlns:cx5="http://schemas.microsoft.com/office/drawing/2016/5/11/chartex" xmlns:cx6="http://schemas.microsoft.com/office/drawing/2016/5/12/chartex" xmlns:cx7="http://schemas.microsoft.com/office/drawing/2016/5/13/chartex" xmlns:cx8="http://schemas.microsoft.com/office/drawing/2016/5/14/chartex" xmlns:mc="http://schemas.openxmlformats.org/markup-compatibility/2006" xmlns:aink="http://schemas.microsoft.com/office/drawing/2016/ink" xmlns:am3d="http://schemas.microsoft.com/office/drawing/2017/model3d" xmlns:o="urn:schemas-microsoft-com:office:office" xmlns:oel="http://schemas.microsoft.com/office/2019/extlst" xmlns:r="http://schemas.openxmlformats.org/officeDocument/2006/relationships" xmlns:m="http://schemas.openxmlformats.org/officeDocument/2006/math" xmlns:v="urn:schemas-microsoft-com:vml" xmlns:wp14="http://schemas.microsoft.com/office/word/2010/wordprocessingDrawing" xmlns:wp="http://schemas.openxmlformats.org/drawingml/2006/wordprocessingDrawing" xmlns:w10="urn:schemas-microsoft-com:office:word" xmlns:w="http://schemas.openxmlformats.org/wordprocessingml/2006/main" xmlns:w14="http://schemas.microsoft.com/office/word/2010/wordml" xmlns:w15="http://schemas.microsoft.com/office/word/2012/wordml" xmlns:w16cex="http://schemas.microsoft.com/office/word/2018/wordml/cex" xmlns:w16cid="http://schemas.microsoft.com/office/word/2016/wordml/cid" xmlns:w16="http://schemas.microsoft.com/office/word/2018/wordml" xmlns:w16du="http://schemas.microsoft.com/office/word/2023/wordml/word16du" xmlns:w16sdtdh="http://schemas.microsoft.com/office/word/2020/wordml/sdtdatahash" xmlns:w16sdtfl="http://schemas.microsoft.com/office/word/2024/wordml/sdtformatlock" xmlns:w16se="http://schemas.microsoft.com/office/word/2015/wordml/symex" xmlns:wpg="http://schemas.microsoft.com/office/word/2010/wordprocessingGroup" xmlns:wpi="http://schemas.microsoft.com/office/word/2010/wordprocessingInk" xmlns:wne="http://schemas.microsoft.com/office/word/2006/wordml" xmlns:wps="http://schemas.microsoft.com/office/word/2010/wordprocessingShape" mc:Ignorable="w14 w15 w16se w16cid w16 w16cex w16sdtdh w16sdtfl w16du wp14">
+  <w:footnote w:type="separator" w:id="-1">
+    <w:p>
+      <w:pPr>
+        <w:spacing w:after="0" w:line="240" w:lineRule="auto"/>
+      </w:pPr>
+      <w:r>
+        <w:separator/>
+      </w:r>
+    </w:p>
+  </w:footnote>
+  <w:footnote w:type="continuationSeparator" w:id="0">
+    <w:p>
+      <w:pPr>
+        <w:spacing w:after="0" w:line="240" w:lineRule="auto"/>
+      </w:pPr>
+      <w:r>
+        <w:continuationSeparator/>
+      </w:r>
+    </w:p>
+  </w:footnote>
+</w:footnotes>
 </file>
 
 <file path=word/numbering.xml><?xml version="1.0" encoding="utf-8"?>
@@ -5649,6 +5778,50 @@
       <w:spacing w:val="5"/>
     </w:rPr>
   </w:style>
+  <w:style w:type="paragraph" w:styleId="Header">
+    <w:name w:val="header"/>
+    <w:basedOn w:val="Normal"/>
+    <w:link w:val="HeaderChar"/>
+    <w:uiPriority w:val="99"/>
+    <w:unhideWhenUsed/>
+    <w:rsid w:val="009A4929"/>
+    <w:pPr>
+      <w:tabs>
+        <w:tab w:val="center" w:pos="4680"/>
+        <w:tab w:val="right" w:pos="9360"/>
+      </w:tabs>
+      <w:spacing w:after="0" w:line="240" w:lineRule="auto"/>
+    </w:pPr>
+  </w:style>
+  <w:style w:type="character" w:customStyle="1" w:styleId="HeaderChar">
+    <w:name w:val="Header Char"/>
+    <w:basedOn w:val="DefaultParagraphFont"/>
+    <w:link w:val="Header"/>
+    <w:uiPriority w:val="99"/>
+    <w:rsid w:val="009A4929"/>
+  </w:style>
+  <w:style w:type="paragraph" w:styleId="Footer">
+    <w:name w:val="footer"/>
+    <w:basedOn w:val="Normal"/>
+    <w:link w:val="FooterChar"/>
+    <w:uiPriority w:val="99"/>
+    <w:unhideWhenUsed/>
+    <w:rsid w:val="009A4929"/>
+    <w:pPr>
+      <w:tabs>
+        <w:tab w:val="center" w:pos="4680"/>
+        <w:tab w:val="right" w:pos="9360"/>
+      </w:tabs>
+      <w:spacing w:after="0" w:line="240" w:lineRule="auto"/>
+    </w:pPr>
+  </w:style>
+  <w:style w:type="character" w:customStyle="1" w:styleId="FooterChar">
+    <w:name w:val="Footer Char"/>
+    <w:basedOn w:val="DefaultParagraphFont"/>
+    <w:link w:val="Footer"/>
+    <w:uiPriority w:val="99"/>
+    <w:rsid w:val="009A4929"/>
+  </w:style>
 </w:styles>
 </file>
 
